--- a/Despliegue de aplicaciones web/PRUEBA INICIAL COMANDOS.docx
+++ b/Despliegue de aplicaciones web/PRUEBA INICIAL COMANDOS.docx
@@ -8,8 +8,32 @@
       </w:r>
     </w:p>
     <w:p>
-      <w:r>
-        <w:t>1. ¿Cuál es el comando para mostrar el contenido de un archivo llamado documento.txt en la terminal?</w:t>
+      <w:pPr>
+        <w:pStyle w:val="Prrafodelista"/>
+        <w:numPr>
+          <w:ilvl w:val="0"/>
+          <w:numId w:val="1"/>
+        </w:numPr>
+      </w:pPr>
+      <w:r>
+        <w:t>¿Cuál es el comando para mostrar el contenido de un archivo llamado documento.txt en la terminal?</w:t>
+      </w:r>
+    </w:p>
+    <w:p>
+      <w:pPr>
+        <w:pStyle w:val="Prrafodelista"/>
+        <w:numPr>
+          <w:ilvl w:val="0"/>
+          <w:numId w:val="1"/>
+        </w:numPr>
+      </w:pPr>
+      <w:proofErr w:type="spellStart"/>
+      <w:r>
+        <w:t>Cat</w:t>
+      </w:r>
+      <w:proofErr w:type="spellEnd"/>
+      <w:r>
+        <w:t xml:space="preserve"> documento.txt</w:t>
       </w:r>
     </w:p>
     <w:p>
@@ -27,7 +51,7 @@
       </w:r>
       <w:proofErr w:type="spellEnd"/>
       <w:r>
-        <w:t xml:space="preserve"> script.sh 700</w:t>
+        <w:t xml:space="preserve"> 700 script.sh</w:t>
       </w:r>
     </w:p>
     <w:p>
@@ -36,8 +60,41 @@
       </w:r>
     </w:p>
     <w:p>
-      <w:r>
-        <w:t xml:space="preserve">4. ¿Cómo puedes mostrar las primeras 10 líneas de un archivo logfile.log? 6. ¿Cuál es el comando para eliminar de manera recursiva un directorio llamado </w:t>
+      <w:proofErr w:type="spellStart"/>
+      <w:proofErr w:type="gramStart"/>
+      <w:r>
+        <w:t>ln</w:t>
+      </w:r>
+      <w:proofErr w:type="spellEnd"/>
+      <w:proofErr w:type="gramEnd"/>
+      <w:r>
+        <w:t xml:space="preserve"> –s doc</w:t>
+      </w:r>
+      <w:r>
+        <w:t>umento.txt enlace.txt</w:t>
+      </w:r>
+    </w:p>
+    <w:p>
+      <w:r>
+        <w:t>4. ¿Cómo puedes mostrar las primeras 10 lí</w:t>
+      </w:r>
+      <w:r>
+        <w:t>neas de un archivo logfile.log?</w:t>
+      </w:r>
+    </w:p>
+    <w:p>
+      <w:r>
+        <w:t>Nano logfile.log</w:t>
+      </w:r>
+    </w:p>
+    <w:p>
+      <w:r>
+        <w:t>Tail -10 logfile.log</w:t>
+      </w:r>
+    </w:p>
+    <w:p>
+      <w:r>
+        <w:t xml:space="preserve">6. ¿Cuál es el comando para eliminar de manera recursiva un directorio llamado </w:t>
       </w:r>
       <w:proofErr w:type="spellStart"/>
       <w:r>
@@ -49,8 +106,62 @@
       </w:r>
     </w:p>
     <w:p>
-      <w:r>
-        <w:t>7. ¿Cómo encuentras todos los archivos en el directorio /home que tienen la extensión .jpg?</w:t>
+      <w:proofErr w:type="spellStart"/>
+      <w:r>
+        <w:t>Rm</w:t>
+      </w:r>
+      <w:proofErr w:type="spellEnd"/>
+      <w:r>
+        <w:t xml:space="preserve"> –r </w:t>
+      </w:r>
+      <w:proofErr w:type="spellStart"/>
+      <w:r>
+        <w:t>old_files</w:t>
+      </w:r>
+      <w:proofErr w:type="spellEnd"/>
+      <w:r>
+        <w:t>/</w:t>
+      </w:r>
+    </w:p>
+    <w:p>
+      <w:r>
+        <w:t>7. ¿Cómo encuentras todos los archivos en el directorio /home que tienen la extensión .</w:t>
+      </w:r>
+      <w:proofErr w:type="spellStart"/>
+      <w:r>
+        <w:t>jpg</w:t>
+      </w:r>
+      <w:proofErr w:type="spellEnd"/>
+      <w:r>
+        <w:t>?</w:t>
+      </w:r>
+    </w:p>
+    <w:p>
+      <w:proofErr w:type="spellStart"/>
+      <w:r>
+        <w:t>Ls</w:t>
+      </w:r>
+      <w:proofErr w:type="spellEnd"/>
+      <w:r>
+        <w:t xml:space="preserve"> *.jpg</w:t>
+      </w:r>
+    </w:p>
+    <w:p>
+      <w:proofErr w:type="spellStart"/>
+      <w:r>
+        <w:t>Find</w:t>
+      </w:r>
+      <w:proofErr w:type="spellEnd"/>
+      <w:r>
+        <w:t xml:space="preserve"> /home –</w:t>
+      </w:r>
+      <w:proofErr w:type="spellStart"/>
+      <w:r>
+        <w:t>name</w:t>
+      </w:r>
+      <w:proofErr w:type="spellEnd"/>
+      <w:r>
+        <w:t xml:space="preserve"> “*.jpg”</w:t>
       </w:r>
     </w:p>
     <w:p>
@@ -63,7 +174,43 @@
       </w:r>
       <w:proofErr w:type="spellEnd"/>
       <w:r>
-        <w:t>/log? 10. ¿Qué comando se usa para cambiar el propietario de un archivo llamado data.txt a un usuario llamado john?</w:t>
+        <w:t>/log?</w:t>
+      </w:r>
+    </w:p>
+    <w:p>
+      <w:r>
+        <w:t>Grep “error” /</w:t>
+      </w:r>
+      <w:proofErr w:type="spellStart"/>
+      <w:r>
+        <w:t>var</w:t>
+      </w:r>
+      <w:proofErr w:type="spellEnd"/>
+      <w:r>
+        <w:t>/log/*</w:t>
+      </w:r>
+    </w:p>
+    <w:p>
+      <w:r>
+        <w:t xml:space="preserve"> 10. ¿Qué comando se usa para cambiar el propietario de un archivo llamado data.txt a un usuario llamado </w:t>
+      </w:r>
+      <w:proofErr w:type="spellStart"/>
+      <w:r>
+        <w:t>john</w:t>
+      </w:r>
+      <w:proofErr w:type="spellEnd"/>
+      <w:r>
+        <w:t>?</w:t>
+      </w:r>
+    </w:p>
+    <w:p>
+      <w:proofErr w:type="spellStart"/>
+      <w:r>
+        <w:t>Chown</w:t>
+      </w:r>
+      <w:proofErr w:type="spellEnd"/>
+      <w:r>
+        <w:t xml:space="preserve"> John data.txt</w:t>
       </w:r>
     </w:p>
     <w:p>
@@ -73,6 +220,11 @@
     </w:p>
     <w:p>
       <w:r>
+        <w:t>Tail –n 20 system.log</w:t>
+      </w:r>
+    </w:p>
+    <w:p>
+      <w:r>
         <w:t xml:space="preserve">15. ¿Cómo puedes encontrar la ubicación del comando </w:t>
       </w:r>
       <w:proofErr w:type="spellStart"/>
@@ -85,12 +237,28 @@
       </w:r>
     </w:p>
     <w:p>
+      <w:proofErr w:type="spellStart"/>
+      <w:r>
+        <w:t>Wich</w:t>
+      </w:r>
+      <w:proofErr w:type="spellEnd"/>
+      <w:r>
+        <w:t xml:space="preserve"> </w:t>
+      </w:r>
+      <w:proofErr w:type="spellStart"/>
+      <w:r>
+        <w:t>python</w:t>
+      </w:r>
+      <w:proofErr w:type="spellEnd"/>
+    </w:p>
+    <w:p>
       <w:r>
         <w:t>16. ¿Qué comando se usa para mostrar el tiempo actual del sistema y el tiempo de actividad desde el último reinicio?</w:t>
       </w:r>
     </w:p>
     <w:p>
       <w:r>
+        <w:lastRenderedPageBreak/>
         <w:t xml:space="preserve">17. ¿Cómo puedes redirigir la salida del comando </w:t>
       </w:r>
       <w:proofErr w:type="spellStart"/>
@@ -99,7 +267,25 @@
       </w:r>
       <w:proofErr w:type="spellEnd"/>
       <w:r>
-        <w:t xml:space="preserve"> -l a un archivo llamado listado.txt? 18. ¿Qué comando se utiliza para cambiar al directorio /</w:t>
+        <w:t xml:space="preserve"> -l a </w:t>
+      </w:r>
+      <w:r>
+        <w:t>un archivo llamado listado.txt?</w:t>
+      </w:r>
+    </w:p>
+    <w:p>
+      <w:proofErr w:type="spellStart"/>
+      <w:r>
+        <w:t>Ls</w:t>
+      </w:r>
+      <w:proofErr w:type="spellEnd"/>
+      <w:r>
+        <w:t xml:space="preserve"> –l &gt; listado.txt</w:t>
+      </w:r>
+    </w:p>
+    <w:p>
+      <w:r>
+        <w:t>18. ¿Qué comando se utiliza para cambiar al directorio /</w:t>
       </w:r>
       <w:proofErr w:type="spellStart"/>
       <w:r>
@@ -112,10 +298,33 @@
     </w:p>
     <w:p>
       <w:r>
+        <w:t>Cd /</w:t>
+      </w:r>
+      <w:proofErr w:type="spellStart"/>
+      <w:r>
+        <w:t>var</w:t>
+      </w:r>
+      <w:proofErr w:type="spellEnd"/>
+      <w:r>
+        <w:t>/log</w:t>
+      </w:r>
+    </w:p>
+    <w:p>
+      <w:r>
         <w:t>19. ¿Cómo puedes ver el contenido de un archivo data.csv de manera que se pagine una pantalla a la vez?</w:t>
       </w:r>
     </w:p>
     <w:p>
+      <w:proofErr w:type="spellStart"/>
+      <w:r>
+        <w:t>Less</w:t>
+      </w:r>
+      <w:proofErr w:type="spellEnd"/>
+      <w:r>
+        <w:t xml:space="preserve"> data.csv</w:t>
+      </w:r>
+    </w:p>
+    <w:p>
       <w:r>
         <w:t>20</w:t>
       </w:r>
@@ -126,6 +335,16 @@
       <w:proofErr w:type="gramEnd"/>
       <w:r>
         <w:t>Cuál es el comando para mostrar los permisos actuales de un archivo llamado myfile.txt?</w:t>
+      </w:r>
+    </w:p>
+    <w:p>
+      <w:proofErr w:type="spellStart"/>
+      <w:r>
+        <w:t>Ls</w:t>
+      </w:r>
+      <w:proofErr w:type="spellEnd"/>
+      <w:r>
+        <w:t xml:space="preserve"> </w:t>
       </w:r>
     </w:p>
     <w:p>
@@ -169,6 +388,103 @@
     </w:sectPr>
   </w:body>
 </w:document>
+</file>
+
+<file path=word/numbering.xml><?xml version="1.0" encoding="utf-8"?>
+<w:numbering xmlns:ve="http://schemas.openxmlformats.org/markup-compatibility/2006" xmlns:o="urn:schemas-microsoft-com:office:office" xmlns:r="http://schemas.openxmlformats.org/officeDocument/2006/relationships" xmlns:m="http://schemas.openxmlformats.org/officeDocument/2006/math" xmlns:v="urn:schemas-microsoft-com:vml" xmlns:wp="http://schemas.openxmlformats.org/drawingml/2006/wordprocessingDrawing" xmlns:w10="urn:schemas-microsoft-com:office:word" xmlns:w="http://schemas.openxmlformats.org/wordprocessingml/2006/main" xmlns:wne="http://schemas.microsoft.com/office/word/2006/wordml">
+  <w:abstractNum w:abstractNumId="0">
+    <w:nsid w:val="596950B8"/>
+    <w:multiLevelType w:val="hybridMultilevel"/>
+    <w:tmpl w:val="12FC9366"/>
+    <w:lvl w:ilvl="0" w:tplc="0C0A000F">
+      <w:start w:val="1"/>
+      <w:numFmt w:val="decimal"/>
+      <w:lvlText w:val="%1."/>
+      <w:lvlJc w:val="left"/>
+      <w:pPr>
+        <w:ind w:left="720" w:hanging="360"/>
+      </w:pPr>
+      <w:rPr>
+        <w:rFonts w:hint="default"/>
+      </w:rPr>
+    </w:lvl>
+    <w:lvl w:ilvl="1" w:tplc="0C0A0019" w:tentative="1">
+      <w:start w:val="1"/>
+      <w:numFmt w:val="lowerLetter"/>
+      <w:lvlText w:val="%2."/>
+      <w:lvlJc w:val="left"/>
+      <w:pPr>
+        <w:ind w:left="1440" w:hanging="360"/>
+      </w:pPr>
+    </w:lvl>
+    <w:lvl w:ilvl="2" w:tplc="0C0A001B" w:tentative="1">
+      <w:start w:val="1"/>
+      <w:numFmt w:val="lowerRoman"/>
+      <w:lvlText w:val="%3."/>
+      <w:lvlJc w:val="right"/>
+      <w:pPr>
+        <w:ind w:left="2160" w:hanging="180"/>
+      </w:pPr>
+    </w:lvl>
+    <w:lvl w:ilvl="3" w:tplc="0C0A000F" w:tentative="1">
+      <w:start w:val="1"/>
+      <w:numFmt w:val="decimal"/>
+      <w:lvlText w:val="%4."/>
+      <w:lvlJc w:val="left"/>
+      <w:pPr>
+        <w:ind w:left="2880" w:hanging="360"/>
+      </w:pPr>
+    </w:lvl>
+    <w:lvl w:ilvl="4" w:tplc="0C0A0019" w:tentative="1">
+      <w:start w:val="1"/>
+      <w:numFmt w:val="lowerLetter"/>
+      <w:lvlText w:val="%5."/>
+      <w:lvlJc w:val="left"/>
+      <w:pPr>
+        <w:ind w:left="3600" w:hanging="360"/>
+      </w:pPr>
+    </w:lvl>
+    <w:lvl w:ilvl="5" w:tplc="0C0A001B" w:tentative="1">
+      <w:start w:val="1"/>
+      <w:numFmt w:val="lowerRoman"/>
+      <w:lvlText w:val="%6."/>
+      <w:lvlJc w:val="right"/>
+      <w:pPr>
+        <w:ind w:left="4320" w:hanging="180"/>
+      </w:pPr>
+    </w:lvl>
+    <w:lvl w:ilvl="6" w:tplc="0C0A000F" w:tentative="1">
+      <w:start w:val="1"/>
+      <w:numFmt w:val="decimal"/>
+      <w:lvlText w:val="%7."/>
+      <w:lvlJc w:val="left"/>
+      <w:pPr>
+        <w:ind w:left="5040" w:hanging="360"/>
+      </w:pPr>
+    </w:lvl>
+    <w:lvl w:ilvl="7" w:tplc="0C0A0019" w:tentative="1">
+      <w:start w:val="1"/>
+      <w:numFmt w:val="lowerLetter"/>
+      <w:lvlText w:val="%8."/>
+      <w:lvlJc w:val="left"/>
+      <w:pPr>
+        <w:ind w:left="5760" w:hanging="360"/>
+      </w:pPr>
+    </w:lvl>
+    <w:lvl w:ilvl="8" w:tplc="0C0A001B" w:tentative="1">
+      <w:start w:val="1"/>
+      <w:numFmt w:val="lowerRoman"/>
+      <w:lvlText w:val="%9."/>
+      <w:lvlJc w:val="right"/>
+      <w:pPr>
+        <w:ind w:left="6480" w:hanging="180"/>
+      </w:pPr>
+    </w:lvl>
+  </w:abstractNum>
+  <w:num w:numId="1">
+    <w:abstractNumId w:val="0"/>
+  </w:num>
+</w:numbering>
 </file>
 
 <file path=word/styles.xml><?xml version="1.0" encoding="utf-8"?>
@@ -360,6 +676,17 @@
     <w:semiHidden/>
     <w:unhideWhenUsed/>
   </w:style>
+  <w:style w:type="paragraph" w:styleId="Prrafodelista">
+    <w:name w:val="List Paragraph"/>
+    <w:basedOn w:val="Normal"/>
+    <w:uiPriority w:val="34"/>
+    <w:qFormat/>
+    <w:rsid w:val="00B2321A"/>
+    <w:pPr>
+      <w:ind w:left="720"/>
+      <w:contextualSpacing/>
+    </w:pPr>
+  </w:style>
 </w:styles>
 </file>
 
